--- a/answer/Sample-Template-RedshiftQueries-V2.docx
+++ b/answer/Sample-Template-RedshiftQueries-V2.docx
@@ -1,6 +1,6 @@
 
 <file path=word/document.xml><?xml version="1.0" encoding="utf-8"?>
-<w:document xmlns:wpc="http://schemas.microsoft.com/office/word/2010/wordprocessingCanvas" xmlns:cx="http://schemas.microsoft.com/office/drawing/2014/chartex" xmlns:cx1="http://schemas.microsoft.com/office/drawing/2015/9/8/chartex" xmlns:cx2="http://schemas.microsoft.com/office/drawing/2015/10/21/chartex" xmlns:cx3="http://schemas.microsoft.com/office/drawing/2016/5/9/chartex" xmlns:cx4="http://schemas.microsoft.com/office/drawing/2016/5/10/chartex" xmlns:cx5="http://schemas.microsoft.com/office/drawing/2016/5/11/chartex" xmlns:cx6="http://schemas.microsoft.com/office/drawing/2016/5/12/chartex" xmlns:cx7="http://schemas.microsoft.com/office/drawing/2016/5/13/chartex" xmlns:cx8="http://schemas.microsoft.com/office/drawing/2016/5/14/chartex" xmlns:mc="http://schemas.openxmlformats.org/markup-compatibility/2006" xmlns:aink="http://schemas.microsoft.com/office/drawing/2016/ink" xmlns:am3d="http://schemas.microsoft.com/office/drawing/2017/model3d" xmlns:o="urn:schemas-microsoft-com:office:office" xmlns:r="http://schemas.openxmlformats.org/officeDocument/2006/relationships" xmlns:m="http://schemas.openxmlformats.org/officeDocument/2006/math" xmlns:v="urn:schemas-microsoft-com:vml" xmlns:wp14="http://schemas.microsoft.com/office/word/2010/wordprocessingDrawing" xmlns:wp="http://schemas.openxmlformats.org/drawingml/2006/wordprocessingDrawing" xmlns:w10="urn:schemas-microsoft-com:office:word" xmlns:w="http://schemas.openxmlformats.org/wordprocessingml/2006/main" xmlns:w14="http://schemas.microsoft.com/office/word/2010/wordml" xmlns:w15="http://schemas.microsoft.com/office/word/2012/wordml" xmlns:w16cex="http://schemas.microsoft.com/office/word/2018/wordml/cex" xmlns:w16cid="http://schemas.microsoft.com/office/word/2016/wordml/cid" xmlns:w16="http://schemas.microsoft.com/office/word/2018/wordml" xmlns:w16sdtdh="http://schemas.microsoft.com/office/word/2020/wordml/sdtdatahash" xmlns:w16se="http://schemas.microsoft.com/office/word/2015/wordml/symex" xmlns:wpg="http://schemas.microsoft.com/office/word/2010/wordprocessingGroup" xmlns:wpi="http://schemas.microsoft.com/office/word/2010/wordprocessingInk" xmlns:wne="http://schemas.microsoft.com/office/word/2006/wordml" xmlns:wps="http://schemas.microsoft.com/office/word/2010/wordprocessingShape" mc:Ignorable="w14 w15 w16se w16cid w16 w16cex w16sdtdh wp14">
+<w:document xmlns:wpc="http://schemas.microsoft.com/office/word/2010/wordprocessingCanvas" xmlns:cx="http://schemas.microsoft.com/office/drawing/2014/chartex" xmlns:cx1="http://schemas.microsoft.com/office/drawing/2015/9/8/chartex" xmlns:cx2="http://schemas.microsoft.com/office/drawing/2015/10/21/chartex" xmlns:cx3="http://schemas.microsoft.com/office/drawing/2016/5/9/chartex" xmlns:cx4="http://schemas.microsoft.com/office/drawing/2016/5/10/chartex" xmlns:cx5="http://schemas.microsoft.com/office/drawing/2016/5/11/chartex" xmlns:cx6="http://schemas.microsoft.com/office/drawing/2016/5/12/chartex" xmlns:cx7="http://schemas.microsoft.com/office/drawing/2016/5/13/chartex" xmlns:cx8="http://schemas.microsoft.com/office/drawing/2016/5/14/chartex" xmlns:mc="http://schemas.openxmlformats.org/markup-compatibility/2006" xmlns:aink="http://schemas.microsoft.com/office/drawing/2016/ink" xmlns:am3d="http://schemas.microsoft.com/office/drawing/2017/model3d" xmlns:o="urn:schemas-microsoft-com:office:office" xmlns:oel="http://schemas.microsoft.com/office/2019/extlst" xmlns:r="http://schemas.openxmlformats.org/officeDocument/2006/relationships" xmlns:m="http://schemas.openxmlformats.org/officeDocument/2006/math" xmlns:v="urn:schemas-microsoft-com:vml" xmlns:wp14="http://schemas.microsoft.com/office/word/2010/wordprocessingDrawing" xmlns:wp="http://schemas.openxmlformats.org/drawingml/2006/wordprocessingDrawing" xmlns:w10="urn:schemas-microsoft-com:office:word" xmlns:w="http://schemas.openxmlformats.org/wordprocessingml/2006/main" xmlns:w14="http://schemas.microsoft.com/office/word/2010/wordml" xmlns:w15="http://schemas.microsoft.com/office/word/2012/wordml" xmlns:w16cex="http://schemas.microsoft.com/office/word/2018/wordml/cex" xmlns:w16cid="http://schemas.microsoft.com/office/word/2016/wordml/cid" xmlns:w16="http://schemas.microsoft.com/office/word/2018/wordml" xmlns:w16du="http://schemas.microsoft.com/office/word/2023/wordml/word16du" xmlns:w16sdtdh="http://schemas.microsoft.com/office/word/2020/wordml/sdtdatahash" xmlns:w16sdtfl="http://schemas.microsoft.com/office/word/2024/wordml/sdtformatlock" xmlns:w16se="http://schemas.microsoft.com/office/word/2015/wordml/symex" xmlns:wpg="http://schemas.microsoft.com/office/word/2010/wordprocessingGroup" xmlns:wpi="http://schemas.microsoft.com/office/word/2010/wordprocessingInk" xmlns:wne="http://schemas.microsoft.com/office/word/2006/wordml" xmlns:wps="http://schemas.microsoft.com/office/word/2010/wordprocessingShape" mc:Ignorable="w14 w15 w16se w16cid w16 w16cex w16sdtdh w16sdtfl w16du wp14">
   <w:body>
     <w:p>
       <w:pPr>
@@ -76,25 +76,481 @@
       </w:pPr>
     </w:p>
     <w:p>
-      <w:r>
-        <w:t>&lt;Query&gt;</w:t>
-      </w:r>
+      <w:pPr>
+        <w:rPr>
+          <w:lang w:val="en-US"/>
+        </w:rPr>
+      </w:pPr>
+      <w:r>
+        <w:rPr>
+          <w:lang w:val="en-US"/>
+        </w:rPr>
+        <w:t>SELECT</w:t>
+      </w:r>
+    </w:p>
+    <w:p>
+      <w:pPr>
+        <w:rPr>
+          <w:lang w:val="en-US"/>
+        </w:rPr>
+      </w:pPr>
+      <w:r>
+        <w:rPr>
+          <w:lang w:val="en-US"/>
+        </w:rPr>
+        <w:t xml:space="preserve">    </w:t>
+      </w:r>
+      <w:proofErr w:type="spellStart"/>
+      <w:r>
+        <w:rPr>
+          <w:lang w:val="en-US"/>
+        </w:rPr>
+        <w:t>a.atm_number</w:t>
+      </w:r>
+      <w:proofErr w:type="spellEnd"/>
+      <w:r>
+        <w:rPr>
+          <w:lang w:val="en-US"/>
+        </w:rPr>
+        <w:t>,</w:t>
+      </w:r>
+    </w:p>
+    <w:p>
+      <w:pPr>
+        <w:rPr>
+          <w:lang w:val="en-US"/>
+        </w:rPr>
+      </w:pPr>
+      <w:r>
+        <w:rPr>
+          <w:lang w:val="en-US"/>
+        </w:rPr>
+        <w:t xml:space="preserve">    </w:t>
+      </w:r>
+      <w:proofErr w:type="spellStart"/>
+      <w:r>
+        <w:rPr>
+          <w:lang w:val="en-US"/>
+        </w:rPr>
+        <w:t>a.atm_manufacturer</w:t>
+      </w:r>
+      <w:proofErr w:type="spellEnd"/>
+      <w:r>
+        <w:rPr>
+          <w:lang w:val="en-US"/>
+        </w:rPr>
+        <w:t>,</w:t>
+      </w:r>
+    </w:p>
+    <w:p>
+      <w:pPr>
+        <w:rPr>
+          <w:lang w:val="en-US"/>
+        </w:rPr>
+      </w:pPr>
+      <w:r>
+        <w:rPr>
+          <w:lang w:val="en-US"/>
+        </w:rPr>
+        <w:t xml:space="preserve">    </w:t>
+      </w:r>
+      <w:proofErr w:type="spellStart"/>
+      <w:r>
+        <w:rPr>
+          <w:lang w:val="en-US"/>
+        </w:rPr>
+        <w:t>l.location</w:t>
+      </w:r>
+      <w:proofErr w:type="spellEnd"/>
+      <w:r>
+        <w:rPr>
+          <w:lang w:val="en-US"/>
+        </w:rPr>
+        <w:t>,</w:t>
+      </w:r>
+    </w:p>
+    <w:p>
+      <w:pPr>
+        <w:rPr>
+          <w:lang w:val="en-US"/>
+        </w:rPr>
+      </w:pPr>
+      <w:r>
+        <w:rPr>
+          <w:lang w:val="en-US"/>
+        </w:rPr>
+        <w:t xml:space="preserve">    </w:t>
+      </w:r>
+      <w:proofErr w:type="gramStart"/>
+      <w:r>
+        <w:rPr>
+          <w:lang w:val="en-US"/>
+        </w:rPr>
+        <w:t>COUNT(</w:t>
+      </w:r>
+      <w:proofErr w:type="gramEnd"/>
+      <w:r>
+        <w:rPr>
+          <w:lang w:val="en-US"/>
+        </w:rPr>
+        <w:t xml:space="preserve">*) AS </w:t>
+      </w:r>
+      <w:proofErr w:type="spellStart"/>
+      <w:r>
+        <w:rPr>
+          <w:lang w:val="en-US"/>
+        </w:rPr>
+        <w:t>total_transaction_count</w:t>
+      </w:r>
+      <w:proofErr w:type="spellEnd"/>
+      <w:r>
+        <w:rPr>
+          <w:lang w:val="en-US"/>
+        </w:rPr>
+        <w:t>,</w:t>
+      </w:r>
+    </w:p>
+    <w:p>
+      <w:pPr>
+        <w:rPr>
+          <w:lang w:val="en-US"/>
+        </w:rPr>
+      </w:pPr>
+      <w:r>
+        <w:rPr>
+          <w:lang w:val="en-US"/>
+        </w:rPr>
+        <w:t xml:space="preserve">    </w:t>
+      </w:r>
+      <w:proofErr w:type="gramStart"/>
+      <w:r>
+        <w:rPr>
+          <w:lang w:val="en-US"/>
+        </w:rPr>
+        <w:t>COUNT(</w:t>
+      </w:r>
+      <w:proofErr w:type="gramEnd"/>
+      <w:r>
+        <w:rPr>
+          <w:lang w:val="en-US"/>
+        </w:rPr>
+        <w:t xml:space="preserve">*) AS </w:t>
+      </w:r>
+      <w:proofErr w:type="spellStart"/>
+      <w:r>
+        <w:rPr>
+          <w:lang w:val="en-US"/>
+        </w:rPr>
+        <w:t>inactive_txn_count</w:t>
+      </w:r>
+      <w:proofErr w:type="spellEnd"/>
+    </w:p>
+    <w:p>
+      <w:pPr>
+        <w:rPr>
+          <w:lang w:val="en-US"/>
+        </w:rPr>
+      </w:pPr>
+      <w:r>
+        <w:rPr>
+          <w:lang w:val="en-US"/>
+        </w:rPr>
+        <w:t xml:space="preserve">FROM </w:t>
+      </w:r>
+      <w:proofErr w:type="spellStart"/>
+      <w:r>
+        <w:rPr>
+          <w:lang w:val="en-US"/>
+        </w:rPr>
+        <w:t>fact_atm_trans</w:t>
+      </w:r>
+      <w:proofErr w:type="spellEnd"/>
+      <w:r>
+        <w:rPr>
+          <w:lang w:val="en-US"/>
+        </w:rPr>
+        <w:t xml:space="preserve"> f</w:t>
+      </w:r>
+    </w:p>
+    <w:p>
+      <w:pPr>
+        <w:rPr>
+          <w:lang w:val="en-US"/>
+        </w:rPr>
+      </w:pPr>
+      <w:r>
+        <w:rPr>
+          <w:lang w:val="en-US"/>
+        </w:rPr>
+        <w:t xml:space="preserve">LEFT JOIN </w:t>
+      </w:r>
+      <w:proofErr w:type="spellStart"/>
+      <w:r>
+        <w:rPr>
+          <w:lang w:val="en-US"/>
+        </w:rPr>
+        <w:t>dim_atm</w:t>
+      </w:r>
+      <w:proofErr w:type="spellEnd"/>
+      <w:r>
+        <w:rPr>
+          <w:lang w:val="en-US"/>
+        </w:rPr>
+        <w:t xml:space="preserve"> a ON </w:t>
+      </w:r>
+      <w:proofErr w:type="spellStart"/>
+      <w:r>
+        <w:rPr>
+          <w:lang w:val="en-US"/>
+        </w:rPr>
+        <w:t>f.atm_id</w:t>
+      </w:r>
+      <w:proofErr w:type="spellEnd"/>
+      <w:r>
+        <w:rPr>
+          <w:lang w:val="en-US"/>
+        </w:rPr>
+        <w:t xml:space="preserve"> = </w:t>
+      </w:r>
+      <w:proofErr w:type="spellStart"/>
+      <w:r>
+        <w:rPr>
+          <w:lang w:val="en-US"/>
+        </w:rPr>
+        <w:t>a.atm_id</w:t>
+      </w:r>
+      <w:proofErr w:type="spellEnd"/>
+    </w:p>
+    <w:p>
+      <w:pPr>
+        <w:rPr>
+          <w:lang w:val="en-US"/>
+        </w:rPr>
+      </w:pPr>
+      <w:r>
+        <w:rPr>
+          <w:lang w:val="en-US"/>
+        </w:rPr>
+        <w:t xml:space="preserve">LEFT JOIN </w:t>
+      </w:r>
+      <w:proofErr w:type="spellStart"/>
+      <w:r>
+        <w:rPr>
+          <w:lang w:val="en-US"/>
+        </w:rPr>
+        <w:t>dim_location</w:t>
+      </w:r>
+      <w:proofErr w:type="spellEnd"/>
+      <w:r>
+        <w:rPr>
+          <w:lang w:val="en-US"/>
+        </w:rPr>
+        <w:t xml:space="preserve"> l ON </w:t>
+      </w:r>
+      <w:proofErr w:type="spellStart"/>
+      <w:r>
+        <w:rPr>
+          <w:lang w:val="en-US"/>
+        </w:rPr>
+        <w:t>a.atm_location_id</w:t>
+      </w:r>
+      <w:proofErr w:type="spellEnd"/>
+      <w:r>
+        <w:rPr>
+          <w:lang w:val="en-US"/>
+        </w:rPr>
+        <w:t xml:space="preserve"> = </w:t>
+      </w:r>
+      <w:proofErr w:type="spellStart"/>
+      <w:proofErr w:type="gramStart"/>
+      <w:r>
+        <w:rPr>
+          <w:lang w:val="en-US"/>
+        </w:rPr>
+        <w:t>l.location</w:t>
+      </w:r>
+      <w:proofErr w:type="gramEnd"/>
+      <w:r>
+        <w:rPr>
+          <w:lang w:val="en-US"/>
+        </w:rPr>
+        <w:t>_id</w:t>
+      </w:r>
+      <w:proofErr w:type="spellEnd"/>
+    </w:p>
+    <w:p>
+      <w:pPr>
+        <w:rPr>
+          <w:lang w:val="en-US"/>
+        </w:rPr>
+      </w:pPr>
+      <w:r>
+        <w:rPr>
+          <w:lang w:val="en-US"/>
+        </w:rPr>
+        <w:t xml:space="preserve">WHERE </w:t>
+      </w:r>
+      <w:proofErr w:type="spellStart"/>
+      <w:r>
+        <w:rPr>
+          <w:lang w:val="en-US"/>
+        </w:rPr>
+        <w:t>f.atm_status</w:t>
+      </w:r>
+      <w:proofErr w:type="spellEnd"/>
+      <w:r>
+        <w:rPr>
+          <w:lang w:val="en-US"/>
+        </w:rPr>
+        <w:t xml:space="preserve"> = 'Inactive'</w:t>
+      </w:r>
+    </w:p>
+    <w:p>
+      <w:pPr>
+        <w:rPr>
+          <w:lang w:val="en-US"/>
+        </w:rPr>
+      </w:pPr>
+      <w:r>
+        <w:rPr>
+          <w:lang w:val="en-US"/>
+        </w:rPr>
+        <w:t xml:space="preserve">GROUP BY </w:t>
+      </w:r>
+      <w:proofErr w:type="spellStart"/>
+      <w:r>
+        <w:rPr>
+          <w:lang w:val="en-US"/>
+        </w:rPr>
+        <w:t>a.atm_number</w:t>
+      </w:r>
+      <w:proofErr w:type="spellEnd"/>
+      <w:r>
+        <w:rPr>
+          <w:lang w:val="en-US"/>
+        </w:rPr>
+        <w:t xml:space="preserve">, </w:t>
+      </w:r>
+      <w:proofErr w:type="spellStart"/>
+      <w:r>
+        <w:rPr>
+          <w:lang w:val="en-US"/>
+        </w:rPr>
+        <w:t>a.atm_manufacturer</w:t>
+      </w:r>
+      <w:proofErr w:type="spellEnd"/>
+      <w:r>
+        <w:rPr>
+          <w:lang w:val="en-US"/>
+        </w:rPr>
+        <w:t xml:space="preserve">, </w:t>
+      </w:r>
+      <w:proofErr w:type="spellStart"/>
+      <w:proofErr w:type="gramStart"/>
+      <w:r>
+        <w:rPr>
+          <w:lang w:val="en-US"/>
+        </w:rPr>
+        <w:t>l.location</w:t>
+      </w:r>
+      <w:proofErr w:type="spellEnd"/>
+      <w:proofErr w:type="gramEnd"/>
+    </w:p>
+    <w:p>
+      <w:pPr>
+        <w:rPr>
+          <w:lang w:val="en-US"/>
+        </w:rPr>
+      </w:pPr>
+      <w:r>
+        <w:rPr>
+          <w:lang w:val="en-US"/>
+        </w:rPr>
+        <w:t xml:space="preserve">ORDER BY </w:t>
+      </w:r>
+      <w:proofErr w:type="spellStart"/>
+      <w:r>
+        <w:rPr>
+          <w:lang w:val="en-US"/>
+        </w:rPr>
+        <w:t>inactive_txn_count</w:t>
+      </w:r>
+      <w:proofErr w:type="spellEnd"/>
+      <w:r>
+        <w:rPr>
+          <w:lang w:val="en-US"/>
+        </w:rPr>
+        <w:t xml:space="preserve"> DESC</w:t>
+      </w:r>
+    </w:p>
+    <w:p>
+      <w:pPr>
+        <w:rPr>
+          <w:lang w:val="en-US"/>
+        </w:rPr>
+      </w:pPr>
+      <w:r>
+        <w:rPr>
+          <w:lang w:val="en-US"/>
+        </w:rPr>
+        <w:t xml:space="preserve">LIMIT </w:t>
+      </w:r>
+      <w:proofErr w:type="gramStart"/>
+      <w:r>
+        <w:rPr>
+          <w:lang w:val="en-US"/>
+        </w:rPr>
+        <w:t>10;</w:t>
+      </w:r>
+      <w:proofErr w:type="gramEnd"/>
     </w:p>
     <w:p/>
     <w:p>
-      <w:r>
-        <w:t>&lt;Scre</w:t>
-      </w:r>
-      <w:r>
-        <w:t xml:space="preserve">enshot of the resultant table&gt; </w:t>
-      </w:r>
-    </w:p>
-    <w:p>
-      <w:pPr>
-        <w:rPr>
-          <w:b/>
-        </w:rPr>
-      </w:pPr>
+      <w:pPr>
+        <w:rPr>
+          <w:b/>
+        </w:rPr>
+      </w:pPr>
+      <w:r>
+        <w:rPr>
+          <w:noProof/>
+        </w:rPr>
+        <w:drawing>
+          <wp:inline distT="0" distB="0" distL="0" distR="0" wp14:anchorId="3B8C4989" wp14:editId="29FE6992">
+            <wp:extent cx="5943600" cy="1614170"/>
+            <wp:effectExtent l="0" t="0" r="0" b="5080"/>
+            <wp:docPr id="2117850367" name="Picture 1"/>
+            <wp:cNvGraphicFramePr>
+              <a:graphicFrameLocks xmlns:a="http://schemas.openxmlformats.org/drawingml/2006/main" noChangeAspect="1"/>
+            </wp:cNvGraphicFramePr>
+            <a:graphic xmlns:a="http://schemas.openxmlformats.org/drawingml/2006/main">
+              <a:graphicData uri="http://schemas.openxmlformats.org/drawingml/2006/picture">
+                <pic:pic xmlns:pic="http://schemas.openxmlformats.org/drawingml/2006/picture">
+                  <pic:nvPicPr>
+                    <pic:cNvPr id="2117850367" name=""/>
+                    <pic:cNvPicPr/>
+                  </pic:nvPicPr>
+                  <pic:blipFill>
+                    <a:blip r:embed="rId7"/>
+                    <a:stretch>
+                      <a:fillRect/>
+                    </a:stretch>
+                  </pic:blipFill>
+                  <pic:spPr>
+                    <a:xfrm>
+                      <a:off x="0" y="0"/>
+                      <a:ext cx="5943600" cy="1614170"/>
+                    </a:xfrm>
+                    <a:prstGeom prst="rect">
+                      <a:avLst/>
+                    </a:prstGeom>
+                  </pic:spPr>
+                </pic:pic>
+              </a:graphicData>
+            </a:graphic>
+          </wp:inline>
+        </w:drawing>
+      </w:r>
       <w:r>
         <w:br w:type="page"/>
       </w:r>
@@ -119,19 +575,561 @@
     </w:p>
     <w:p/>
     <w:p>
-      <w:r>
-        <w:t>&lt;Query&gt;</w:t>
-      </w:r>
-    </w:p>
-    <w:p/>
-    <w:p>
-      <w:pPr>
-        <w:rPr>
-          <w:b/>
-        </w:rPr>
-      </w:pPr>
-      <w:r>
-        <w:t>&lt;Screenshot of the resultant table&gt;</w:t>
+      <w:pPr>
+        <w:rPr>
+          <w:lang w:val="en-US"/>
+        </w:rPr>
+      </w:pPr>
+    </w:p>
+    <w:p>
+      <w:pPr>
+        <w:rPr>
+          <w:lang w:val="en-US"/>
+        </w:rPr>
+      </w:pPr>
+      <w:r>
+        <w:rPr>
+          <w:lang w:val="en-US"/>
+        </w:rPr>
+        <w:t>SELECT</w:t>
+      </w:r>
+    </w:p>
+    <w:p>
+      <w:pPr>
+        <w:rPr>
+          <w:lang w:val="en-US"/>
+        </w:rPr>
+      </w:pPr>
+      <w:r>
+        <w:rPr>
+          <w:lang w:val="en-US"/>
+        </w:rPr>
+        <w:t xml:space="preserve">    </w:t>
+      </w:r>
+      <w:proofErr w:type="spellStart"/>
+      <w:proofErr w:type="gramStart"/>
+      <w:r>
+        <w:rPr>
+          <w:lang w:val="en-US"/>
+        </w:rPr>
+        <w:t>f.weather</w:t>
+      </w:r>
+      <w:proofErr w:type="gramEnd"/>
+      <w:r>
+        <w:rPr>
+          <w:lang w:val="en-US"/>
+        </w:rPr>
+        <w:t>_main</w:t>
+      </w:r>
+      <w:proofErr w:type="spellEnd"/>
+      <w:r>
+        <w:rPr>
+          <w:lang w:val="en-US"/>
+        </w:rPr>
+        <w:t>,</w:t>
+      </w:r>
+    </w:p>
+    <w:p>
+      <w:pPr>
+        <w:rPr>
+          <w:lang w:val="en-US"/>
+        </w:rPr>
+      </w:pPr>
+      <w:r>
+        <w:rPr>
+          <w:lang w:val="en-US"/>
+        </w:rPr>
+        <w:t xml:space="preserve">    </w:t>
+      </w:r>
+      <w:proofErr w:type="gramStart"/>
+      <w:r>
+        <w:rPr>
+          <w:lang w:val="en-US"/>
+        </w:rPr>
+        <w:t>COUNT(</w:t>
+      </w:r>
+      <w:proofErr w:type="gramEnd"/>
+      <w:r>
+        <w:rPr>
+          <w:lang w:val="en-US"/>
+        </w:rPr>
+        <w:t xml:space="preserve">*) AS </w:t>
+      </w:r>
+      <w:proofErr w:type="spellStart"/>
+      <w:r>
+        <w:rPr>
+          <w:lang w:val="en-US"/>
+        </w:rPr>
+        <w:t>total_transaction_count</w:t>
+      </w:r>
+      <w:proofErr w:type="spellEnd"/>
+      <w:r>
+        <w:rPr>
+          <w:lang w:val="en-US"/>
+        </w:rPr>
+        <w:t>,</w:t>
+      </w:r>
+    </w:p>
+    <w:p>
+      <w:pPr>
+        <w:rPr>
+          <w:lang w:val="en-US"/>
+        </w:rPr>
+      </w:pPr>
+      <w:r>
+        <w:rPr>
+          <w:lang w:val="en-US"/>
+        </w:rPr>
+        <w:t xml:space="preserve">    </w:t>
+      </w:r>
+      <w:proofErr w:type="gramStart"/>
+      <w:r>
+        <w:rPr>
+          <w:lang w:val="en-US"/>
+        </w:rPr>
+        <w:t>SUM(</w:t>
+      </w:r>
+      <w:proofErr w:type="gramEnd"/>
+    </w:p>
+    <w:p>
+      <w:pPr>
+        <w:rPr>
+          <w:lang w:val="en-US"/>
+        </w:rPr>
+      </w:pPr>
+      <w:r>
+        <w:rPr>
+          <w:lang w:val="en-US"/>
+        </w:rPr>
+        <w:t>        CASE</w:t>
+      </w:r>
+    </w:p>
+    <w:p>
+      <w:pPr>
+        <w:rPr>
+          <w:lang w:val="en-US"/>
+        </w:rPr>
+      </w:pPr>
+      <w:r>
+        <w:rPr>
+          <w:lang w:val="en-US"/>
+        </w:rPr>
+        <w:t xml:space="preserve">            WHEN </w:t>
+      </w:r>
+      <w:proofErr w:type="spellStart"/>
+      <w:r>
+        <w:rPr>
+          <w:lang w:val="en-US"/>
+        </w:rPr>
+        <w:t>f.atm_status</w:t>
+      </w:r>
+      <w:proofErr w:type="spellEnd"/>
+      <w:r>
+        <w:rPr>
+          <w:lang w:val="en-US"/>
+        </w:rPr>
+        <w:t xml:space="preserve"> = 'Inactive' THEN 1</w:t>
+      </w:r>
+    </w:p>
+    <w:p>
+      <w:pPr>
+        <w:rPr>
+          <w:lang w:val="en-US"/>
+        </w:rPr>
+      </w:pPr>
+      <w:r>
+        <w:rPr>
+          <w:lang w:val="en-US"/>
+        </w:rPr>
+        <w:t>            ELSE 0</w:t>
+      </w:r>
+    </w:p>
+    <w:p>
+      <w:pPr>
+        <w:rPr>
+          <w:lang w:val="en-US"/>
+        </w:rPr>
+      </w:pPr>
+      <w:r>
+        <w:rPr>
+          <w:lang w:val="en-US"/>
+        </w:rPr>
+        <w:t>        END</w:t>
+      </w:r>
+    </w:p>
+    <w:p>
+      <w:pPr>
+        <w:rPr>
+          <w:lang w:val="en-US"/>
+        </w:rPr>
+      </w:pPr>
+      <w:r>
+        <w:rPr>
+          <w:lang w:val="en-US"/>
+        </w:rPr>
+        <w:t xml:space="preserve">    ) AS </w:t>
+      </w:r>
+      <w:proofErr w:type="spellStart"/>
+      <w:r>
+        <w:rPr>
+          <w:lang w:val="en-US"/>
+        </w:rPr>
+        <w:t>inactive_count</w:t>
+      </w:r>
+      <w:proofErr w:type="spellEnd"/>
+      <w:r>
+        <w:rPr>
+          <w:lang w:val="en-US"/>
+        </w:rPr>
+        <w:t>,</w:t>
+      </w:r>
+    </w:p>
+    <w:p>
+      <w:pPr>
+        <w:rPr>
+          <w:lang w:val="en-US"/>
+        </w:rPr>
+      </w:pPr>
+      <w:r>
+        <w:rPr>
+          <w:lang w:val="en-US"/>
+        </w:rPr>
+        <w:t xml:space="preserve">    </w:t>
+      </w:r>
+      <w:proofErr w:type="gramStart"/>
+      <w:r>
+        <w:rPr>
+          <w:lang w:val="en-US"/>
+        </w:rPr>
+        <w:t>ROUND(</w:t>
+      </w:r>
+      <w:proofErr w:type="gramEnd"/>
+    </w:p>
+    <w:p>
+      <w:pPr>
+        <w:rPr>
+          <w:lang w:val="en-US"/>
+        </w:rPr>
+      </w:pPr>
+      <w:r>
+        <w:rPr>
+          <w:lang w:val="en-US"/>
+        </w:rPr>
+        <w:t xml:space="preserve">        </w:t>
+      </w:r>
+      <w:proofErr w:type="gramStart"/>
+      <w:r>
+        <w:rPr>
+          <w:lang w:val="en-US"/>
+        </w:rPr>
+        <w:t>SUM(</w:t>
+      </w:r>
+      <w:proofErr w:type="gramEnd"/>
+    </w:p>
+    <w:p>
+      <w:pPr>
+        <w:rPr>
+          <w:lang w:val="en-US"/>
+        </w:rPr>
+      </w:pPr>
+      <w:r>
+        <w:rPr>
+          <w:lang w:val="en-US"/>
+        </w:rPr>
+        <w:t>            CASE</w:t>
+      </w:r>
+    </w:p>
+    <w:p>
+      <w:pPr>
+        <w:rPr>
+          <w:lang w:val="en-US"/>
+        </w:rPr>
+      </w:pPr>
+      <w:r>
+        <w:rPr>
+          <w:lang w:val="en-US"/>
+        </w:rPr>
+        <w:t xml:space="preserve">                WHEN </w:t>
+      </w:r>
+      <w:proofErr w:type="spellStart"/>
+      <w:r>
+        <w:rPr>
+          <w:lang w:val="en-US"/>
+        </w:rPr>
+        <w:t>f.atm_status</w:t>
+      </w:r>
+      <w:proofErr w:type="spellEnd"/>
+      <w:r>
+        <w:rPr>
+          <w:lang w:val="en-US"/>
+        </w:rPr>
+        <w:t xml:space="preserve"> = 'Inactive' THEN 1</w:t>
+      </w:r>
+    </w:p>
+    <w:p>
+      <w:pPr>
+        <w:rPr>
+          <w:lang w:val="en-US"/>
+        </w:rPr>
+      </w:pPr>
+      <w:r>
+        <w:rPr>
+          <w:lang w:val="en-US"/>
+        </w:rPr>
+        <w:t>                ELSE 0</w:t>
+      </w:r>
+    </w:p>
+    <w:p>
+      <w:pPr>
+        <w:rPr>
+          <w:lang w:val="en-US"/>
+        </w:rPr>
+      </w:pPr>
+      <w:r>
+        <w:rPr>
+          <w:lang w:val="en-US"/>
+        </w:rPr>
+        <w:t>            END</w:t>
+      </w:r>
+    </w:p>
+    <w:p>
+      <w:pPr>
+        <w:rPr>
+          <w:lang w:val="en-US"/>
+        </w:rPr>
+      </w:pPr>
+      <w:r>
+        <w:rPr>
+          <w:lang w:val="en-US"/>
+        </w:rPr>
+        <w:t xml:space="preserve">        ) * 100.0 / </w:t>
+      </w:r>
+      <w:proofErr w:type="gramStart"/>
+      <w:r>
+        <w:rPr>
+          <w:lang w:val="en-US"/>
+        </w:rPr>
+        <w:t>COUNT(</w:t>
+      </w:r>
+      <w:proofErr w:type="gramEnd"/>
+      <w:r>
+        <w:rPr>
+          <w:lang w:val="en-US"/>
+        </w:rPr>
+        <w:t>*),</w:t>
+      </w:r>
+    </w:p>
+    <w:p>
+      <w:pPr>
+        <w:rPr>
+          <w:lang w:val="en-US"/>
+        </w:rPr>
+      </w:pPr>
+      <w:r>
+        <w:rPr>
+          <w:lang w:val="en-US"/>
+        </w:rPr>
+        <w:t>        4</w:t>
+      </w:r>
+    </w:p>
+    <w:p>
+      <w:pPr>
+        <w:rPr>
+          <w:lang w:val="en-US"/>
+        </w:rPr>
+      </w:pPr>
+      <w:r>
+        <w:rPr>
+          <w:lang w:val="en-US"/>
+        </w:rPr>
+        <w:t xml:space="preserve">    ) AS </w:t>
+      </w:r>
+      <w:proofErr w:type="spellStart"/>
+      <w:r>
+        <w:rPr>
+          <w:lang w:val="en-US"/>
+        </w:rPr>
+        <w:t>inactive_count_percent</w:t>
+      </w:r>
+      <w:proofErr w:type="spellEnd"/>
+    </w:p>
+    <w:p>
+      <w:pPr>
+        <w:rPr>
+          <w:lang w:val="en-US"/>
+        </w:rPr>
+      </w:pPr>
+      <w:r>
+        <w:rPr>
+          <w:lang w:val="en-US"/>
+        </w:rPr>
+        <w:t xml:space="preserve">FROM </w:t>
+      </w:r>
+      <w:proofErr w:type="spellStart"/>
+      <w:r>
+        <w:rPr>
+          <w:lang w:val="en-US"/>
+        </w:rPr>
+        <w:t>fact_atm_trans</w:t>
+      </w:r>
+      <w:proofErr w:type="spellEnd"/>
+      <w:r>
+        <w:rPr>
+          <w:lang w:val="en-US"/>
+        </w:rPr>
+        <w:t xml:space="preserve"> f</w:t>
+      </w:r>
+    </w:p>
+    <w:p>
+      <w:pPr>
+        <w:rPr>
+          <w:lang w:val="en-US"/>
+        </w:rPr>
+      </w:pPr>
+      <w:r>
+        <w:rPr>
+          <w:lang w:val="en-US"/>
+        </w:rPr>
+        <w:t xml:space="preserve">WHERE </w:t>
+      </w:r>
+      <w:proofErr w:type="spellStart"/>
+      <w:r>
+        <w:rPr>
+          <w:lang w:val="en-US"/>
+        </w:rPr>
+        <w:t>weather_main</w:t>
+      </w:r>
+      <w:proofErr w:type="spellEnd"/>
+      <w:r>
+        <w:rPr>
+          <w:lang w:val="en-US"/>
+        </w:rPr>
+        <w:t xml:space="preserve"> IS NOT NULL</w:t>
+      </w:r>
+    </w:p>
+    <w:p>
+      <w:pPr>
+        <w:rPr>
+          <w:lang w:val="en-US"/>
+        </w:rPr>
+      </w:pPr>
+      <w:r>
+        <w:rPr>
+          <w:lang w:val="en-US"/>
+        </w:rPr>
+        <w:t xml:space="preserve">GROUP BY </w:t>
+      </w:r>
+      <w:proofErr w:type="spellStart"/>
+      <w:proofErr w:type="gramStart"/>
+      <w:r>
+        <w:rPr>
+          <w:lang w:val="en-US"/>
+        </w:rPr>
+        <w:t>f.weather</w:t>
+      </w:r>
+      <w:proofErr w:type="gramEnd"/>
+      <w:r>
+        <w:rPr>
+          <w:lang w:val="en-US"/>
+        </w:rPr>
+        <w:t>_main</w:t>
+      </w:r>
+      <w:proofErr w:type="spellEnd"/>
+    </w:p>
+    <w:p>
+      <w:pPr>
+        <w:rPr>
+          <w:lang w:val="en-US"/>
+        </w:rPr>
+      </w:pPr>
+      <w:r>
+        <w:rPr>
+          <w:lang w:val="en-US"/>
+        </w:rPr>
+        <w:t xml:space="preserve">ORDER BY </w:t>
+      </w:r>
+      <w:proofErr w:type="spellStart"/>
+      <w:r>
+        <w:rPr>
+          <w:lang w:val="en-US"/>
+        </w:rPr>
+        <w:t>inactive_count_percent</w:t>
+      </w:r>
+      <w:proofErr w:type="spellEnd"/>
+      <w:r>
+        <w:rPr>
+          <w:lang w:val="en-US"/>
+        </w:rPr>
+        <w:t xml:space="preserve"> </w:t>
+      </w:r>
+      <w:proofErr w:type="gramStart"/>
+      <w:r>
+        <w:rPr>
+          <w:lang w:val="en-US"/>
+        </w:rPr>
+        <w:t>DESC;</w:t>
+      </w:r>
+      <w:proofErr w:type="gramEnd"/>
+    </w:p>
+    <w:p>
+      <w:pPr>
+        <w:rPr>
+          <w:lang w:val="en-US"/>
+        </w:rPr>
+      </w:pPr>
+    </w:p>
+    <w:p>
+      <w:pPr>
+        <w:rPr>
+          <w:lang w:val="en-US"/>
+        </w:rPr>
+      </w:pPr>
+    </w:p>
+    <w:p>
+      <w:pPr>
+        <w:rPr>
+          <w:b/>
+        </w:rPr>
+      </w:pPr>
+      <w:r>
+        <w:rPr>
+          <w:noProof/>
+        </w:rPr>
+        <w:drawing>
+          <wp:inline distT="0" distB="0" distL="0" distR="0" wp14:anchorId="35F20C61" wp14:editId="50222EF0">
+            <wp:extent cx="5943600" cy="2069465"/>
+            <wp:effectExtent l="0" t="0" r="0" b="6985"/>
+            <wp:docPr id="2011128361" name="Picture 1"/>
+            <wp:cNvGraphicFramePr>
+              <a:graphicFrameLocks xmlns:a="http://schemas.openxmlformats.org/drawingml/2006/main" noChangeAspect="1"/>
+            </wp:cNvGraphicFramePr>
+            <a:graphic xmlns:a="http://schemas.openxmlformats.org/drawingml/2006/main">
+              <a:graphicData uri="http://schemas.openxmlformats.org/drawingml/2006/picture">
+                <pic:pic xmlns:pic="http://schemas.openxmlformats.org/drawingml/2006/picture">
+                  <pic:nvPicPr>
+                    <pic:cNvPr id="2011128361" name=""/>
+                    <pic:cNvPicPr/>
+                  </pic:nvPicPr>
+                  <pic:blipFill>
+                    <a:blip r:embed="rId8"/>
+                    <a:stretch>
+                      <a:fillRect/>
+                    </a:stretch>
+                  </pic:blipFill>
+                  <pic:spPr>
+                    <a:xfrm>
+                      <a:off x="0" y="0"/>
+                      <a:ext cx="5943600" cy="2069465"/>
+                    </a:xfrm>
+                    <a:prstGeom prst="rect">
+                      <a:avLst/>
+                    </a:prstGeom>
+                  </pic:spPr>
+                </pic:pic>
+              </a:graphicData>
+            </a:graphic>
+          </wp:inline>
+        </w:drawing>
       </w:r>
       <w:r>
         <w:br w:type="page"/>
@@ -166,13 +1164,7 @@
         <w:rPr>
           <w:b/>
         </w:rPr>
-        <w:t xml:space="preserve"> number of transactions throughout t</w:t>
-      </w:r>
-      <w:r>
-        <w:rPr>
-          <w:b/>
-        </w:rPr>
-        <w:t>he year</w:t>
+        <w:t xml:space="preserve"> number of transactions throughout the year</w:t>
       </w:r>
     </w:p>
     <w:p>
@@ -184,9 +1176,428 @@
       </w:pPr>
     </w:p>
     <w:p>
-      <w:r>
-        <w:t>&lt;Query&gt;</w:t>
-      </w:r>
+      <w:pPr>
+        <w:rPr>
+          <w:lang w:val="en-US"/>
+        </w:rPr>
+      </w:pPr>
+      <w:r>
+        <w:rPr>
+          <w:lang w:val="en-US"/>
+        </w:rPr>
+        <w:t>SELECT</w:t>
+      </w:r>
+    </w:p>
+    <w:p>
+      <w:pPr>
+        <w:rPr>
+          <w:lang w:val="en-US"/>
+        </w:rPr>
+      </w:pPr>
+      <w:r>
+        <w:rPr>
+          <w:lang w:val="en-US"/>
+        </w:rPr>
+        <w:t xml:space="preserve">    </w:t>
+      </w:r>
+      <w:proofErr w:type="spellStart"/>
+      <w:r>
+        <w:rPr>
+          <w:lang w:val="en-US"/>
+        </w:rPr>
+        <w:t>a.atm_number</w:t>
+      </w:r>
+      <w:proofErr w:type="spellEnd"/>
+      <w:r>
+        <w:rPr>
+          <w:lang w:val="en-US"/>
+        </w:rPr>
+        <w:t>,</w:t>
+      </w:r>
+    </w:p>
+    <w:p>
+      <w:pPr>
+        <w:rPr>
+          <w:lang w:val="en-US"/>
+        </w:rPr>
+      </w:pPr>
+      <w:r>
+        <w:rPr>
+          <w:lang w:val="en-US"/>
+        </w:rPr>
+        <w:t xml:space="preserve">    </w:t>
+      </w:r>
+      <w:proofErr w:type="spellStart"/>
+      <w:r>
+        <w:rPr>
+          <w:lang w:val="en-US"/>
+        </w:rPr>
+        <w:t>a.atm_manufacturer</w:t>
+      </w:r>
+      <w:proofErr w:type="spellEnd"/>
+      <w:r>
+        <w:rPr>
+          <w:lang w:val="en-US"/>
+        </w:rPr>
+        <w:t>,</w:t>
+      </w:r>
+    </w:p>
+    <w:p>
+      <w:pPr>
+        <w:rPr>
+          <w:lang w:val="en-US"/>
+        </w:rPr>
+      </w:pPr>
+      <w:r>
+        <w:rPr>
+          <w:lang w:val="en-US"/>
+        </w:rPr>
+        <w:t xml:space="preserve">    </w:t>
+      </w:r>
+      <w:proofErr w:type="spellStart"/>
+      <w:r>
+        <w:rPr>
+          <w:lang w:val="en-US"/>
+        </w:rPr>
+        <w:t>l.location</w:t>
+      </w:r>
+      <w:proofErr w:type="spellEnd"/>
+      <w:r>
+        <w:rPr>
+          <w:lang w:val="en-US"/>
+        </w:rPr>
+        <w:t>,</w:t>
+      </w:r>
+    </w:p>
+    <w:p>
+      <w:pPr>
+        <w:rPr>
+          <w:lang w:val="en-US"/>
+        </w:rPr>
+      </w:pPr>
+      <w:r>
+        <w:rPr>
+          <w:lang w:val="en-US"/>
+        </w:rPr>
+        <w:t xml:space="preserve">    </w:t>
+      </w:r>
+      <w:proofErr w:type="gramStart"/>
+      <w:r>
+        <w:rPr>
+          <w:lang w:val="en-US"/>
+        </w:rPr>
+        <w:t>COUNT(</w:t>
+      </w:r>
+      <w:proofErr w:type="gramEnd"/>
+      <w:r>
+        <w:rPr>
+          <w:lang w:val="en-US"/>
+        </w:rPr>
+        <w:t xml:space="preserve">*) AS </w:t>
+      </w:r>
+      <w:proofErr w:type="spellStart"/>
+      <w:r>
+        <w:rPr>
+          <w:lang w:val="en-US"/>
+        </w:rPr>
+        <w:t>total_transaction_count</w:t>
+      </w:r>
+      <w:proofErr w:type="spellEnd"/>
+    </w:p>
+    <w:p>
+      <w:pPr>
+        <w:rPr>
+          <w:lang w:val="en-US"/>
+        </w:rPr>
+      </w:pPr>
+      <w:r>
+        <w:rPr>
+          <w:lang w:val="en-US"/>
+        </w:rPr>
+        <w:t xml:space="preserve">FROM </w:t>
+      </w:r>
+      <w:proofErr w:type="spellStart"/>
+      <w:r>
+        <w:rPr>
+          <w:lang w:val="en-US"/>
+        </w:rPr>
+        <w:t>fact_atm_trans</w:t>
+      </w:r>
+      <w:proofErr w:type="spellEnd"/>
+      <w:r>
+        <w:rPr>
+          <w:lang w:val="en-US"/>
+        </w:rPr>
+        <w:t xml:space="preserve"> f</w:t>
+      </w:r>
+    </w:p>
+    <w:p>
+      <w:pPr>
+        <w:rPr>
+          <w:lang w:val="en-US"/>
+        </w:rPr>
+      </w:pPr>
+      <w:r>
+        <w:rPr>
+          <w:lang w:val="en-US"/>
+        </w:rPr>
+        <w:t xml:space="preserve">JOIN </w:t>
+      </w:r>
+      <w:proofErr w:type="spellStart"/>
+      <w:r>
+        <w:rPr>
+          <w:lang w:val="en-US"/>
+        </w:rPr>
+        <w:t>dim_atm</w:t>
+      </w:r>
+      <w:proofErr w:type="spellEnd"/>
+      <w:r>
+        <w:rPr>
+          <w:lang w:val="en-US"/>
+        </w:rPr>
+        <w:t xml:space="preserve"> a</w:t>
+      </w:r>
+    </w:p>
+    <w:p>
+      <w:pPr>
+        <w:rPr>
+          <w:lang w:val="en-US"/>
+        </w:rPr>
+      </w:pPr>
+      <w:r>
+        <w:rPr>
+          <w:lang w:val="en-US"/>
+        </w:rPr>
+        <w:t xml:space="preserve">    ON </w:t>
+      </w:r>
+      <w:proofErr w:type="spellStart"/>
+      <w:r>
+        <w:rPr>
+          <w:lang w:val="en-US"/>
+        </w:rPr>
+        <w:t>f.atm_id</w:t>
+      </w:r>
+      <w:proofErr w:type="spellEnd"/>
+      <w:r>
+        <w:rPr>
+          <w:lang w:val="en-US"/>
+        </w:rPr>
+        <w:t xml:space="preserve"> = </w:t>
+      </w:r>
+      <w:proofErr w:type="spellStart"/>
+      <w:r>
+        <w:rPr>
+          <w:lang w:val="en-US"/>
+        </w:rPr>
+        <w:t>a.atm_id</w:t>
+      </w:r>
+      <w:proofErr w:type="spellEnd"/>
+    </w:p>
+    <w:p>
+      <w:pPr>
+        <w:rPr>
+          <w:lang w:val="en-US"/>
+        </w:rPr>
+      </w:pPr>
+      <w:r>
+        <w:rPr>
+          <w:lang w:val="en-US"/>
+        </w:rPr>
+        <w:t xml:space="preserve">JOIN </w:t>
+      </w:r>
+      <w:proofErr w:type="spellStart"/>
+      <w:r>
+        <w:rPr>
+          <w:lang w:val="en-US"/>
+        </w:rPr>
+        <w:t>dim_location</w:t>
+      </w:r>
+      <w:proofErr w:type="spellEnd"/>
+      <w:r>
+        <w:rPr>
+          <w:lang w:val="en-US"/>
+        </w:rPr>
+        <w:t xml:space="preserve"> l</w:t>
+      </w:r>
+    </w:p>
+    <w:p>
+      <w:pPr>
+        <w:rPr>
+          <w:lang w:val="en-US"/>
+        </w:rPr>
+      </w:pPr>
+      <w:r>
+        <w:rPr>
+          <w:lang w:val="en-US"/>
+        </w:rPr>
+        <w:t xml:space="preserve">    ON </w:t>
+      </w:r>
+      <w:proofErr w:type="spellStart"/>
+      <w:r>
+        <w:rPr>
+          <w:lang w:val="en-US"/>
+        </w:rPr>
+        <w:t>a.atm_location_id</w:t>
+      </w:r>
+      <w:proofErr w:type="spellEnd"/>
+      <w:r>
+        <w:rPr>
+          <w:lang w:val="en-US"/>
+        </w:rPr>
+        <w:t xml:space="preserve"> = </w:t>
+      </w:r>
+      <w:proofErr w:type="spellStart"/>
+      <w:proofErr w:type="gramStart"/>
+      <w:r>
+        <w:rPr>
+          <w:lang w:val="en-US"/>
+        </w:rPr>
+        <w:t>l.location</w:t>
+      </w:r>
+      <w:proofErr w:type="gramEnd"/>
+      <w:r>
+        <w:rPr>
+          <w:lang w:val="en-US"/>
+        </w:rPr>
+        <w:t>_id</w:t>
+      </w:r>
+      <w:proofErr w:type="spellEnd"/>
+    </w:p>
+    <w:p>
+      <w:pPr>
+        <w:rPr>
+          <w:lang w:val="en-US"/>
+        </w:rPr>
+      </w:pPr>
+      <w:r>
+        <w:rPr>
+          <w:lang w:val="en-US"/>
+        </w:rPr>
+        <w:t>GROUP BY</w:t>
+      </w:r>
+    </w:p>
+    <w:p>
+      <w:pPr>
+        <w:rPr>
+          <w:lang w:val="en-US"/>
+        </w:rPr>
+      </w:pPr>
+      <w:r>
+        <w:rPr>
+          <w:lang w:val="en-US"/>
+        </w:rPr>
+        <w:t xml:space="preserve">    </w:t>
+      </w:r>
+      <w:proofErr w:type="spellStart"/>
+      <w:r>
+        <w:rPr>
+          <w:lang w:val="en-US"/>
+        </w:rPr>
+        <w:t>a.atm_number</w:t>
+      </w:r>
+      <w:proofErr w:type="spellEnd"/>
+      <w:r>
+        <w:rPr>
+          <w:lang w:val="en-US"/>
+        </w:rPr>
+        <w:t>,</w:t>
+      </w:r>
+    </w:p>
+    <w:p>
+      <w:pPr>
+        <w:rPr>
+          <w:lang w:val="en-US"/>
+        </w:rPr>
+      </w:pPr>
+      <w:r>
+        <w:rPr>
+          <w:lang w:val="en-US"/>
+        </w:rPr>
+        <w:t xml:space="preserve">    </w:t>
+      </w:r>
+      <w:proofErr w:type="spellStart"/>
+      <w:r>
+        <w:rPr>
+          <w:lang w:val="en-US"/>
+        </w:rPr>
+        <w:t>a.atm_manufacturer</w:t>
+      </w:r>
+      <w:proofErr w:type="spellEnd"/>
+      <w:r>
+        <w:rPr>
+          <w:lang w:val="en-US"/>
+        </w:rPr>
+        <w:t>,</w:t>
+      </w:r>
+    </w:p>
+    <w:p>
+      <w:pPr>
+        <w:rPr>
+          <w:lang w:val="en-US"/>
+        </w:rPr>
+      </w:pPr>
+      <w:r>
+        <w:rPr>
+          <w:lang w:val="en-US"/>
+        </w:rPr>
+        <w:t xml:space="preserve">    </w:t>
+      </w:r>
+      <w:proofErr w:type="spellStart"/>
+      <w:r>
+        <w:rPr>
+          <w:lang w:val="en-US"/>
+        </w:rPr>
+        <w:t>l.location</w:t>
+      </w:r>
+      <w:proofErr w:type="spellEnd"/>
+    </w:p>
+    <w:p>
+      <w:pPr>
+        <w:rPr>
+          <w:lang w:val="en-US"/>
+        </w:rPr>
+      </w:pPr>
+      <w:r>
+        <w:rPr>
+          <w:lang w:val="en-US"/>
+        </w:rPr>
+        <w:t xml:space="preserve">ORDER BY </w:t>
+      </w:r>
+      <w:proofErr w:type="spellStart"/>
+      <w:r>
+        <w:rPr>
+          <w:lang w:val="en-US"/>
+        </w:rPr>
+        <w:t>total_transaction_count</w:t>
+      </w:r>
+      <w:proofErr w:type="spellEnd"/>
+      <w:r>
+        <w:rPr>
+          <w:lang w:val="en-US"/>
+        </w:rPr>
+        <w:t xml:space="preserve"> DESC</w:t>
+      </w:r>
+    </w:p>
+    <w:p>
+      <w:pPr>
+        <w:rPr>
+          <w:lang w:val="en-US"/>
+        </w:rPr>
+      </w:pPr>
+      <w:r>
+        <w:rPr>
+          <w:lang w:val="en-US"/>
+        </w:rPr>
+        <w:t xml:space="preserve">LIMIT </w:t>
+      </w:r>
+      <w:proofErr w:type="gramStart"/>
+      <w:r>
+        <w:rPr>
+          <w:lang w:val="en-US"/>
+        </w:rPr>
+        <w:t>10;</w:t>
+      </w:r>
+      <w:proofErr w:type="gramEnd"/>
     </w:p>
     <w:p/>
     <w:p>
@@ -196,7 +1607,44 @@
         </w:rPr>
       </w:pPr>
       <w:r>
-        <w:t>&lt;Screenshot of the resultant table&gt;</w:t>
+        <w:rPr>
+          <w:noProof/>
+        </w:rPr>
+        <w:drawing>
+          <wp:inline distT="0" distB="0" distL="0" distR="0" wp14:anchorId="3DE4FF26" wp14:editId="478B864C">
+            <wp:extent cx="5943600" cy="1997075"/>
+            <wp:effectExtent l="0" t="0" r="0" b="3175"/>
+            <wp:docPr id="1810575311" name="Picture 1"/>
+            <wp:cNvGraphicFramePr>
+              <a:graphicFrameLocks xmlns:a="http://schemas.openxmlformats.org/drawingml/2006/main" noChangeAspect="1"/>
+            </wp:cNvGraphicFramePr>
+            <a:graphic xmlns:a="http://schemas.openxmlformats.org/drawingml/2006/main">
+              <a:graphicData uri="http://schemas.openxmlformats.org/drawingml/2006/picture">
+                <pic:pic xmlns:pic="http://schemas.openxmlformats.org/drawingml/2006/picture">
+                  <pic:nvPicPr>
+                    <pic:cNvPr id="1810575311" name=""/>
+                    <pic:cNvPicPr/>
+                  </pic:nvPicPr>
+                  <pic:blipFill>
+                    <a:blip r:embed="rId9"/>
+                    <a:stretch>
+                      <a:fillRect/>
+                    </a:stretch>
+                  </pic:blipFill>
+                  <pic:spPr>
+                    <a:xfrm>
+                      <a:off x="0" y="0"/>
+                      <a:ext cx="5943600" cy="1997075"/>
+                    </a:xfrm>
+                    <a:prstGeom prst="rect">
+                      <a:avLst/>
+                    </a:prstGeom>
+                  </pic:spPr>
+                </pic:pic>
+              </a:graphicData>
+            </a:graphic>
+          </wp:inline>
+        </w:drawing>
       </w:r>
       <w:r>
         <w:br w:type="page"/>
@@ -364,13 +1812,7 @@
           <w:b/>
         </w:rPr>
         <w:lastRenderedPageBreak/>
-        <w:t>Number of transactions happen</w:t>
-      </w:r>
-      <w:r>
-        <w:rPr>
-          <w:b/>
-        </w:rPr>
-        <w:t xml:space="preserve">ing on an ATM on weekdays and on weekends throughout the year. Order this by the </w:t>
+        <w:t xml:space="preserve">Number of transactions happening on an ATM on weekdays and on weekends throughout the year. Order this by the </w:t>
       </w:r>
       <w:proofErr w:type="spellStart"/>
       <w:r>
@@ -461,13 +1903,7 @@
           <w:b/>
         </w:rPr>
         <w:lastRenderedPageBreak/>
-        <w:t>Most active day in each ATMs from locatio</w:t>
-      </w:r>
-      <w:r>
-        <w:rPr>
-          <w:b/>
-        </w:rPr>
-        <w:t>n "Vejgaard"</w:t>
+        <w:t>Most active day in each ATMs from location "Vejgaard"</w:t>
       </w:r>
     </w:p>
     <w:p/>
@@ -483,8 +1919,8 @@
       </w:r>
     </w:p>
     <w:sectPr>
-      <w:headerReference w:type="default" r:id="rId7"/>
-      <w:footerReference w:type="default" r:id="rId8"/>
+      <w:headerReference w:type="default" r:id="rId10"/>
+      <w:footerReference w:type="default" r:id="rId11"/>
       <w:pgSz w:w="12240" w:h="15840"/>
       <w:pgMar w:top="1440" w:right="1440" w:bottom="1440" w:left="1440" w:header="720" w:footer="720" w:gutter="0"/>
       <w:pgNumType w:start="1"/>
@@ -495,7 +1931,7 @@
 </file>
 
 <file path=word/endnotes.xml><?xml version="1.0" encoding="utf-8"?>
-<w:endnotes xmlns:wpc="http://schemas.microsoft.com/office/word/2010/wordprocessingCanvas" xmlns:cx="http://schemas.microsoft.com/office/drawing/2014/chartex" xmlns:cx1="http://schemas.microsoft.com/office/drawing/2015/9/8/chartex" xmlns:cx2="http://schemas.microsoft.com/office/drawing/2015/10/21/chartex" xmlns:cx3="http://schemas.microsoft.com/office/drawing/2016/5/9/chartex" xmlns:cx4="http://schemas.microsoft.com/office/drawing/2016/5/10/chartex" xmlns:cx5="http://schemas.microsoft.com/office/drawing/2016/5/11/chartex" xmlns:cx6="http://schemas.microsoft.com/office/drawing/2016/5/12/chartex" xmlns:cx7="http://schemas.microsoft.com/office/drawing/2016/5/13/chartex" xmlns:cx8="http://schemas.microsoft.com/office/drawing/2016/5/14/chartex" xmlns:mc="http://schemas.openxmlformats.org/markup-compatibility/2006" xmlns:aink="http://schemas.microsoft.com/office/drawing/2016/ink" xmlns:am3d="http://schemas.microsoft.com/office/drawing/2017/model3d" xmlns:o="urn:schemas-microsoft-com:office:office" xmlns:r="http://schemas.openxmlformats.org/officeDocument/2006/relationships" xmlns:m="http://schemas.openxmlformats.org/officeDocument/2006/math" xmlns:v="urn:schemas-microsoft-com:vml" xmlns:wp14="http://schemas.microsoft.com/office/word/2010/wordprocessingDrawing" xmlns:wp="http://schemas.openxmlformats.org/drawingml/2006/wordprocessingDrawing" xmlns:w10="urn:schemas-microsoft-com:office:word" xmlns:w="http://schemas.openxmlformats.org/wordprocessingml/2006/main" xmlns:w14="http://schemas.microsoft.com/office/word/2010/wordml" xmlns:w15="http://schemas.microsoft.com/office/word/2012/wordml" xmlns:w16cex="http://schemas.microsoft.com/office/word/2018/wordml/cex" xmlns:w16cid="http://schemas.microsoft.com/office/word/2016/wordml/cid" xmlns:w16="http://schemas.microsoft.com/office/word/2018/wordml" xmlns:w16sdtdh="http://schemas.microsoft.com/office/word/2020/wordml/sdtdatahash" xmlns:w16se="http://schemas.microsoft.com/office/word/2015/wordml/symex" xmlns:wpg="http://schemas.microsoft.com/office/word/2010/wordprocessingGroup" xmlns:wpi="http://schemas.microsoft.com/office/word/2010/wordprocessingInk" xmlns:wne="http://schemas.microsoft.com/office/word/2006/wordml" xmlns:wps="http://schemas.microsoft.com/office/word/2010/wordprocessingShape" mc:Ignorable="w14 w15 w16se w16cid w16 w16cex w16sdtdh wp14">
+<w:endnotes xmlns:wpc="http://schemas.microsoft.com/office/word/2010/wordprocessingCanvas" xmlns:cx="http://schemas.microsoft.com/office/drawing/2014/chartex" xmlns:cx1="http://schemas.microsoft.com/office/drawing/2015/9/8/chartex" xmlns:cx2="http://schemas.microsoft.com/office/drawing/2015/10/21/chartex" xmlns:cx3="http://schemas.microsoft.com/office/drawing/2016/5/9/chartex" xmlns:cx4="http://schemas.microsoft.com/office/drawing/2016/5/10/chartex" xmlns:cx5="http://schemas.microsoft.com/office/drawing/2016/5/11/chartex" xmlns:cx6="http://schemas.microsoft.com/office/drawing/2016/5/12/chartex" xmlns:cx7="http://schemas.microsoft.com/office/drawing/2016/5/13/chartex" xmlns:cx8="http://schemas.microsoft.com/office/drawing/2016/5/14/chartex" xmlns:mc="http://schemas.openxmlformats.org/markup-compatibility/2006" xmlns:aink="http://schemas.microsoft.com/office/drawing/2016/ink" xmlns:am3d="http://schemas.microsoft.com/office/drawing/2017/model3d" xmlns:o="urn:schemas-microsoft-com:office:office" xmlns:oel="http://schemas.microsoft.com/office/2019/extlst" xmlns:r="http://schemas.openxmlformats.org/officeDocument/2006/relationships" xmlns:m="http://schemas.openxmlformats.org/officeDocument/2006/math" xmlns:v="urn:schemas-microsoft-com:vml" xmlns:wp14="http://schemas.microsoft.com/office/word/2010/wordprocessingDrawing" xmlns:wp="http://schemas.openxmlformats.org/drawingml/2006/wordprocessingDrawing" xmlns:w10="urn:schemas-microsoft-com:office:word" xmlns:w="http://schemas.openxmlformats.org/wordprocessingml/2006/main" xmlns:w14="http://schemas.microsoft.com/office/word/2010/wordml" xmlns:w15="http://schemas.microsoft.com/office/word/2012/wordml" xmlns:w16cex="http://schemas.microsoft.com/office/word/2018/wordml/cex" xmlns:w16cid="http://schemas.microsoft.com/office/word/2016/wordml/cid" xmlns:w16="http://schemas.microsoft.com/office/word/2018/wordml" xmlns:w16du="http://schemas.microsoft.com/office/word/2023/wordml/word16du" xmlns:w16sdtdh="http://schemas.microsoft.com/office/word/2020/wordml/sdtdatahash" xmlns:w16sdtfl="http://schemas.microsoft.com/office/word/2024/wordml/sdtformatlock" xmlns:w16se="http://schemas.microsoft.com/office/word/2015/wordml/symex" xmlns:wpg="http://schemas.microsoft.com/office/word/2010/wordprocessingGroup" xmlns:wpi="http://schemas.microsoft.com/office/word/2010/wordprocessingInk" xmlns:wne="http://schemas.microsoft.com/office/word/2006/wordml" xmlns:wps="http://schemas.microsoft.com/office/word/2010/wordprocessingShape" mc:Ignorable="w14 w15 w16se w16cid w16 w16cex w16sdtdh w16sdtfl w16du wp14">
   <w:endnote w:type="separator" w:id="-1">
     <w:p>
       <w:pPr>
@@ -520,7 +1956,7 @@
 </file>
 
 <file path=word/footer1.xml><?xml version="1.0" encoding="utf-8"?>
-<w:ftr xmlns:wpc="http://schemas.microsoft.com/office/word/2010/wordprocessingCanvas" xmlns:cx="http://schemas.microsoft.com/office/drawing/2014/chartex" xmlns:cx1="http://schemas.microsoft.com/office/drawing/2015/9/8/chartex" xmlns:cx2="http://schemas.microsoft.com/office/drawing/2015/10/21/chartex" xmlns:cx3="http://schemas.microsoft.com/office/drawing/2016/5/9/chartex" xmlns:cx4="http://schemas.microsoft.com/office/drawing/2016/5/10/chartex" xmlns:cx5="http://schemas.microsoft.com/office/drawing/2016/5/11/chartex" xmlns:cx6="http://schemas.microsoft.com/office/drawing/2016/5/12/chartex" xmlns:cx7="http://schemas.microsoft.com/office/drawing/2016/5/13/chartex" xmlns:cx8="http://schemas.microsoft.com/office/drawing/2016/5/14/chartex" xmlns:mc="http://schemas.openxmlformats.org/markup-compatibility/2006" xmlns:aink="http://schemas.microsoft.com/office/drawing/2016/ink" xmlns:am3d="http://schemas.microsoft.com/office/drawing/2017/model3d" xmlns:o="urn:schemas-microsoft-com:office:office" xmlns:r="http://schemas.openxmlformats.org/officeDocument/2006/relationships" xmlns:m="http://schemas.openxmlformats.org/officeDocument/2006/math" xmlns:v="urn:schemas-microsoft-com:vml" xmlns:wp14="http://schemas.microsoft.com/office/word/2010/wordprocessingDrawing" xmlns:wp="http://schemas.openxmlformats.org/drawingml/2006/wordprocessingDrawing" xmlns:w10="urn:schemas-microsoft-com:office:word" xmlns:w="http://schemas.openxmlformats.org/wordprocessingml/2006/main" xmlns:w14="http://schemas.microsoft.com/office/word/2010/wordml" xmlns:w15="http://schemas.microsoft.com/office/word/2012/wordml" xmlns:w16cex="http://schemas.microsoft.com/office/word/2018/wordml/cex" xmlns:w16cid="http://schemas.microsoft.com/office/word/2016/wordml/cid" xmlns:w16="http://schemas.microsoft.com/office/word/2018/wordml" xmlns:w16sdtdh="http://schemas.microsoft.com/office/word/2020/wordml/sdtdatahash" xmlns:w16se="http://schemas.microsoft.com/office/word/2015/wordml/symex" xmlns:wpg="http://schemas.microsoft.com/office/word/2010/wordprocessingGroup" xmlns:wpi="http://schemas.microsoft.com/office/word/2010/wordprocessingInk" xmlns:wne="http://schemas.microsoft.com/office/word/2006/wordml" xmlns:wps="http://schemas.microsoft.com/office/word/2010/wordprocessingShape" mc:Ignorable="w14 w15 w16se w16cid w16 w16cex w16sdtdh wp14">
+<w:ftr xmlns:wpc="http://schemas.microsoft.com/office/word/2010/wordprocessingCanvas" xmlns:cx="http://schemas.microsoft.com/office/drawing/2014/chartex" xmlns:cx1="http://schemas.microsoft.com/office/drawing/2015/9/8/chartex" xmlns:cx2="http://schemas.microsoft.com/office/drawing/2015/10/21/chartex" xmlns:cx3="http://schemas.microsoft.com/office/drawing/2016/5/9/chartex" xmlns:cx4="http://schemas.microsoft.com/office/drawing/2016/5/10/chartex" xmlns:cx5="http://schemas.microsoft.com/office/drawing/2016/5/11/chartex" xmlns:cx6="http://schemas.microsoft.com/office/drawing/2016/5/12/chartex" xmlns:cx7="http://schemas.microsoft.com/office/drawing/2016/5/13/chartex" xmlns:cx8="http://schemas.microsoft.com/office/drawing/2016/5/14/chartex" xmlns:mc="http://schemas.openxmlformats.org/markup-compatibility/2006" xmlns:aink="http://schemas.microsoft.com/office/drawing/2016/ink" xmlns:am3d="http://schemas.microsoft.com/office/drawing/2017/model3d" xmlns:o="urn:schemas-microsoft-com:office:office" xmlns:oel="http://schemas.microsoft.com/office/2019/extlst" xmlns:r="http://schemas.openxmlformats.org/officeDocument/2006/relationships" xmlns:m="http://schemas.openxmlformats.org/officeDocument/2006/math" xmlns:v="urn:schemas-microsoft-com:vml" xmlns:wp14="http://schemas.microsoft.com/office/word/2010/wordprocessingDrawing" xmlns:wp="http://schemas.openxmlformats.org/drawingml/2006/wordprocessingDrawing" xmlns:w10="urn:schemas-microsoft-com:office:word" xmlns:w="http://schemas.openxmlformats.org/wordprocessingml/2006/main" xmlns:w14="http://schemas.microsoft.com/office/word/2010/wordml" xmlns:w15="http://schemas.microsoft.com/office/word/2012/wordml" xmlns:w16cex="http://schemas.microsoft.com/office/word/2018/wordml/cex" xmlns:w16cid="http://schemas.microsoft.com/office/word/2016/wordml/cid" xmlns:w16="http://schemas.microsoft.com/office/word/2018/wordml" xmlns:w16du="http://schemas.microsoft.com/office/word/2023/wordml/word16du" xmlns:w16sdtdh="http://schemas.microsoft.com/office/word/2020/wordml/sdtdatahash" xmlns:w16sdtfl="http://schemas.microsoft.com/office/word/2024/wordml/sdtformatlock" xmlns:w16se="http://schemas.microsoft.com/office/word/2015/wordml/symex" xmlns:wpg="http://schemas.microsoft.com/office/word/2010/wordprocessingGroup" xmlns:wpi="http://schemas.microsoft.com/office/word/2010/wordprocessingInk" xmlns:wne="http://schemas.microsoft.com/office/word/2006/wordml" xmlns:wps="http://schemas.microsoft.com/office/word/2010/wordprocessingShape" mc:Ignorable="w14 w15 w16se w16cid w16 w16cex w16sdtdh w16sdtfl w16du wp14">
   <w:p>
     <w:pPr>
       <w:shd w:val="clear" w:color="auto" w:fill="FFFFFF"/>
@@ -538,15 +1974,25 @@
         <w:color w:val="999999"/>
         <w:highlight w:val="white"/>
       </w:rPr>
-      <w:t>© Copyright</w:t>
+      <w:t xml:space="preserve">© Copyright. </w:t>
     </w:r>
+    <w:proofErr w:type="spellStart"/>
     <w:r>
       <w:rPr>
         <w:rFonts w:ascii="Calibri" w:eastAsia="Calibri" w:hAnsi="Calibri" w:cs="Calibri"/>
         <w:color w:val="999999"/>
         <w:highlight w:val="white"/>
       </w:rPr>
-      <w:t>. upGrad Education Pvt. Ltd. All rights reserved</w:t>
+      <w:t>upGrad</w:t>
+    </w:r>
+    <w:proofErr w:type="spellEnd"/>
+    <w:r>
+      <w:rPr>
+        <w:rFonts w:ascii="Calibri" w:eastAsia="Calibri" w:hAnsi="Calibri" w:cs="Calibri"/>
+        <w:color w:val="999999"/>
+        <w:highlight w:val="white"/>
+      </w:rPr>
+      <w:t xml:space="preserve"> Education Pvt. Ltd. All rights reserved</w:t>
     </w:r>
   </w:p>
   <w:p/>
@@ -554,7 +2000,7 @@
 </file>
 
 <file path=word/footnotes.xml><?xml version="1.0" encoding="utf-8"?>
-<w:footnotes xmlns:wpc="http://schemas.microsoft.com/office/word/2010/wordprocessingCanvas" xmlns:cx="http://schemas.microsoft.com/office/drawing/2014/chartex" xmlns:cx1="http://schemas.microsoft.com/office/drawing/2015/9/8/chartex" xmlns:cx2="http://schemas.microsoft.com/office/drawing/2015/10/21/chartex" xmlns:cx3="http://schemas.microsoft.com/office/drawing/2016/5/9/chartex" xmlns:cx4="http://schemas.microsoft.com/office/drawing/2016/5/10/chartex" xmlns:cx5="http://schemas.microsoft.com/office/drawing/2016/5/11/chartex" xmlns:cx6="http://schemas.microsoft.com/office/drawing/2016/5/12/chartex" xmlns:cx7="http://schemas.microsoft.com/office/drawing/2016/5/13/chartex" xmlns:cx8="http://schemas.microsoft.com/office/drawing/2016/5/14/chartex" xmlns:mc="http://schemas.openxmlformats.org/markup-compatibility/2006" xmlns:aink="http://schemas.microsoft.com/office/drawing/2016/ink" xmlns:am3d="http://schemas.microsoft.com/office/drawing/2017/model3d" xmlns:o="urn:schemas-microsoft-com:office:office" xmlns:r="http://schemas.openxmlformats.org/officeDocument/2006/relationships" xmlns:m="http://schemas.openxmlformats.org/officeDocument/2006/math" xmlns:v="urn:schemas-microsoft-com:vml" xmlns:wp14="http://schemas.microsoft.com/office/word/2010/wordprocessingDrawing" xmlns:wp="http://schemas.openxmlformats.org/drawingml/2006/wordprocessingDrawing" xmlns:w10="urn:schemas-microsoft-com:office:word" xmlns:w="http://schemas.openxmlformats.org/wordprocessingml/2006/main" xmlns:w14="http://schemas.microsoft.com/office/word/2010/wordml" xmlns:w15="http://schemas.microsoft.com/office/word/2012/wordml" xmlns:w16cex="http://schemas.microsoft.com/office/word/2018/wordml/cex" xmlns:w16cid="http://schemas.microsoft.com/office/word/2016/wordml/cid" xmlns:w16="http://schemas.microsoft.com/office/word/2018/wordml" xmlns:w16sdtdh="http://schemas.microsoft.com/office/word/2020/wordml/sdtdatahash" xmlns:w16se="http://schemas.microsoft.com/office/word/2015/wordml/symex" xmlns:wpg="http://schemas.microsoft.com/office/word/2010/wordprocessingGroup" xmlns:wpi="http://schemas.microsoft.com/office/word/2010/wordprocessingInk" xmlns:wne="http://schemas.microsoft.com/office/word/2006/wordml" xmlns:wps="http://schemas.microsoft.com/office/word/2010/wordprocessingShape" mc:Ignorable="w14 w15 w16se w16cid w16 w16cex w16sdtdh wp14">
+<w:footnotes xmlns:wpc="http://schemas.microsoft.com/office/word/2010/wordprocessingCanvas" xmlns:cx="http://schemas.microsoft.com/office/drawing/2014/chartex" xmlns:cx1="http://schemas.microsoft.com/office/drawing/2015/9/8/chartex" xmlns:cx2="http://schemas.microsoft.com/office/drawing/2015/10/21/chartex" xmlns:cx3="http://schemas.microsoft.com/office/drawing/2016/5/9/chartex" xmlns:cx4="http://schemas.microsoft.com/office/drawing/2016/5/10/chartex" xmlns:cx5="http://schemas.microsoft.com/office/drawing/2016/5/11/chartex" xmlns:cx6="http://schemas.microsoft.com/office/drawing/2016/5/12/chartex" xmlns:cx7="http://schemas.microsoft.com/office/drawing/2016/5/13/chartex" xmlns:cx8="http://schemas.microsoft.com/office/drawing/2016/5/14/chartex" xmlns:mc="http://schemas.openxmlformats.org/markup-compatibility/2006" xmlns:aink="http://schemas.microsoft.com/office/drawing/2016/ink" xmlns:am3d="http://schemas.microsoft.com/office/drawing/2017/model3d" xmlns:o="urn:schemas-microsoft-com:office:office" xmlns:oel="http://schemas.microsoft.com/office/2019/extlst" xmlns:r="http://schemas.openxmlformats.org/officeDocument/2006/relationships" xmlns:m="http://schemas.openxmlformats.org/officeDocument/2006/math" xmlns:v="urn:schemas-microsoft-com:vml" xmlns:wp14="http://schemas.microsoft.com/office/word/2010/wordprocessingDrawing" xmlns:wp="http://schemas.openxmlformats.org/drawingml/2006/wordprocessingDrawing" xmlns:w10="urn:schemas-microsoft-com:office:word" xmlns:w="http://schemas.openxmlformats.org/wordprocessingml/2006/main" xmlns:w14="http://schemas.microsoft.com/office/word/2010/wordml" xmlns:w15="http://schemas.microsoft.com/office/word/2012/wordml" xmlns:w16cex="http://schemas.microsoft.com/office/word/2018/wordml/cex" xmlns:w16cid="http://schemas.microsoft.com/office/word/2016/wordml/cid" xmlns:w16="http://schemas.microsoft.com/office/word/2018/wordml" xmlns:w16du="http://schemas.microsoft.com/office/word/2023/wordml/word16du" xmlns:w16sdtdh="http://schemas.microsoft.com/office/word/2020/wordml/sdtdatahash" xmlns:w16sdtfl="http://schemas.microsoft.com/office/word/2024/wordml/sdtformatlock" xmlns:w16se="http://schemas.microsoft.com/office/word/2015/wordml/symex" xmlns:wpg="http://schemas.microsoft.com/office/word/2010/wordprocessingGroup" xmlns:wpi="http://schemas.microsoft.com/office/word/2010/wordprocessingInk" xmlns:wne="http://schemas.microsoft.com/office/word/2006/wordml" xmlns:wps="http://schemas.microsoft.com/office/word/2010/wordprocessingShape" mc:Ignorable="w14 w15 w16se w16cid w16 w16cex w16sdtdh w16sdtfl w16du wp14">
   <w:footnote w:type="separator" w:id="-1">
     <w:p>
       <w:pPr>
@@ -579,7 +2025,7 @@
 </file>
 
 <file path=word/header1.xml><?xml version="1.0" encoding="utf-8"?>
-<w:hdr xmlns:wpc="http://schemas.microsoft.com/office/word/2010/wordprocessingCanvas" xmlns:cx="http://schemas.microsoft.com/office/drawing/2014/chartex" xmlns:cx1="http://schemas.microsoft.com/office/drawing/2015/9/8/chartex" xmlns:cx2="http://schemas.microsoft.com/office/drawing/2015/10/21/chartex" xmlns:cx3="http://schemas.microsoft.com/office/drawing/2016/5/9/chartex" xmlns:cx4="http://schemas.microsoft.com/office/drawing/2016/5/10/chartex" xmlns:cx5="http://schemas.microsoft.com/office/drawing/2016/5/11/chartex" xmlns:cx6="http://schemas.microsoft.com/office/drawing/2016/5/12/chartex" xmlns:cx7="http://schemas.microsoft.com/office/drawing/2016/5/13/chartex" xmlns:cx8="http://schemas.microsoft.com/office/drawing/2016/5/14/chartex" xmlns:mc="http://schemas.openxmlformats.org/markup-compatibility/2006" xmlns:aink="http://schemas.microsoft.com/office/drawing/2016/ink" xmlns:am3d="http://schemas.microsoft.com/office/drawing/2017/model3d" xmlns:o="urn:schemas-microsoft-com:office:office" xmlns:r="http://schemas.openxmlformats.org/officeDocument/2006/relationships" xmlns:m="http://schemas.openxmlformats.org/officeDocument/2006/math" xmlns:v="urn:schemas-microsoft-com:vml" xmlns:wp14="http://schemas.microsoft.com/office/word/2010/wordprocessingDrawing" xmlns:wp="http://schemas.openxmlformats.org/drawingml/2006/wordprocessingDrawing" xmlns:w10="urn:schemas-microsoft-com:office:word" xmlns:w="http://schemas.openxmlformats.org/wordprocessingml/2006/main" xmlns:w14="http://schemas.microsoft.com/office/word/2010/wordml" xmlns:w15="http://schemas.microsoft.com/office/word/2012/wordml" xmlns:w16cex="http://schemas.microsoft.com/office/word/2018/wordml/cex" xmlns:w16cid="http://schemas.microsoft.com/office/word/2016/wordml/cid" xmlns:w16="http://schemas.microsoft.com/office/word/2018/wordml" xmlns:w16sdtdh="http://schemas.microsoft.com/office/word/2020/wordml/sdtdatahash" xmlns:w16se="http://schemas.microsoft.com/office/word/2015/wordml/symex" xmlns:wpg="http://schemas.microsoft.com/office/word/2010/wordprocessingGroup" xmlns:wpi="http://schemas.microsoft.com/office/word/2010/wordprocessingInk" xmlns:wne="http://schemas.microsoft.com/office/word/2006/wordml" xmlns:wps="http://schemas.microsoft.com/office/word/2010/wordprocessingShape" mc:Ignorable="w14 w15 w16se w16cid w16 w16cex w16sdtdh wp14">
+<w:hdr xmlns:wpc="http://schemas.microsoft.com/office/word/2010/wordprocessingCanvas" xmlns:cx="http://schemas.microsoft.com/office/drawing/2014/chartex" xmlns:cx1="http://schemas.microsoft.com/office/drawing/2015/9/8/chartex" xmlns:cx2="http://schemas.microsoft.com/office/drawing/2015/10/21/chartex" xmlns:cx3="http://schemas.microsoft.com/office/drawing/2016/5/9/chartex" xmlns:cx4="http://schemas.microsoft.com/office/drawing/2016/5/10/chartex" xmlns:cx5="http://schemas.microsoft.com/office/drawing/2016/5/11/chartex" xmlns:cx6="http://schemas.microsoft.com/office/drawing/2016/5/12/chartex" xmlns:cx7="http://schemas.microsoft.com/office/drawing/2016/5/13/chartex" xmlns:cx8="http://schemas.microsoft.com/office/drawing/2016/5/14/chartex" xmlns:mc="http://schemas.openxmlformats.org/markup-compatibility/2006" xmlns:aink="http://schemas.microsoft.com/office/drawing/2016/ink" xmlns:am3d="http://schemas.microsoft.com/office/drawing/2017/model3d" xmlns:o="urn:schemas-microsoft-com:office:office" xmlns:oel="http://schemas.microsoft.com/office/2019/extlst" xmlns:r="http://schemas.openxmlformats.org/officeDocument/2006/relationships" xmlns:m="http://schemas.openxmlformats.org/officeDocument/2006/math" xmlns:v="urn:schemas-microsoft-com:vml" xmlns:wp14="http://schemas.microsoft.com/office/word/2010/wordprocessingDrawing" xmlns:wp="http://schemas.openxmlformats.org/drawingml/2006/wordprocessingDrawing" xmlns:w10="urn:schemas-microsoft-com:office:word" xmlns:w="http://schemas.openxmlformats.org/wordprocessingml/2006/main" xmlns:w14="http://schemas.microsoft.com/office/word/2010/wordml" xmlns:w15="http://schemas.microsoft.com/office/word/2012/wordml" xmlns:w16cex="http://schemas.microsoft.com/office/word/2018/wordml/cex" xmlns:w16cid="http://schemas.microsoft.com/office/word/2016/wordml/cid" xmlns:w16="http://schemas.microsoft.com/office/word/2018/wordml" xmlns:w16du="http://schemas.microsoft.com/office/word/2023/wordml/word16du" xmlns:w16sdtdh="http://schemas.microsoft.com/office/word/2020/wordml/sdtdatahash" xmlns:w16sdtfl="http://schemas.microsoft.com/office/word/2024/wordml/sdtformatlock" xmlns:w16se="http://schemas.microsoft.com/office/word/2015/wordml/symex" xmlns:wpg="http://schemas.microsoft.com/office/word/2010/wordprocessingGroup" xmlns:wpi="http://schemas.microsoft.com/office/word/2010/wordprocessingInk" xmlns:wne="http://schemas.microsoft.com/office/word/2006/wordml" xmlns:wps="http://schemas.microsoft.com/office/word/2010/wordprocessingShape" mc:Ignorable="w14 w15 w16se w16cid w16 w16cex w16sdtdh w16sdtfl w16du wp14">
   <w:p>
     <w:r>
       <w:rPr>
@@ -682,7 +2128,7 @@
 </file>
 
 <file path=word/numbering.xml><?xml version="1.0" encoding="utf-8"?>
-<w:numbering xmlns:wpc="http://schemas.microsoft.com/office/word/2010/wordprocessingCanvas" xmlns:cx="http://schemas.microsoft.com/office/drawing/2014/chartex" xmlns:cx1="http://schemas.microsoft.com/office/drawing/2015/9/8/chartex" xmlns:cx2="http://schemas.microsoft.com/office/drawing/2015/10/21/chartex" xmlns:cx3="http://schemas.microsoft.com/office/drawing/2016/5/9/chartex" xmlns:cx4="http://schemas.microsoft.com/office/drawing/2016/5/10/chartex" xmlns:cx5="http://schemas.microsoft.com/office/drawing/2016/5/11/chartex" xmlns:cx6="http://schemas.microsoft.com/office/drawing/2016/5/12/chartex" xmlns:cx7="http://schemas.microsoft.com/office/drawing/2016/5/13/chartex" xmlns:cx8="http://schemas.microsoft.com/office/drawing/2016/5/14/chartex" xmlns:mc="http://schemas.openxmlformats.org/markup-compatibility/2006" xmlns:aink="http://schemas.microsoft.com/office/drawing/2016/ink" xmlns:am3d="http://schemas.microsoft.com/office/drawing/2017/model3d" xmlns:o="urn:schemas-microsoft-com:office:office" xmlns:r="http://schemas.openxmlformats.org/officeDocument/2006/relationships" xmlns:m="http://schemas.openxmlformats.org/officeDocument/2006/math" xmlns:v="urn:schemas-microsoft-com:vml" xmlns:wp14="http://schemas.microsoft.com/office/word/2010/wordprocessingDrawing" xmlns:wp="http://schemas.openxmlformats.org/drawingml/2006/wordprocessingDrawing" xmlns:w10="urn:schemas-microsoft-com:office:word" xmlns:w="http://schemas.openxmlformats.org/wordprocessingml/2006/main" xmlns:w14="http://schemas.microsoft.com/office/word/2010/wordml" xmlns:w15="http://schemas.microsoft.com/office/word/2012/wordml" xmlns:w16cex="http://schemas.microsoft.com/office/word/2018/wordml/cex" xmlns:w16cid="http://schemas.microsoft.com/office/word/2016/wordml/cid" xmlns:w16="http://schemas.microsoft.com/office/word/2018/wordml" xmlns:w16sdtdh="http://schemas.microsoft.com/office/word/2020/wordml/sdtdatahash" xmlns:w16se="http://schemas.microsoft.com/office/word/2015/wordml/symex" xmlns:wpg="http://schemas.microsoft.com/office/word/2010/wordprocessingGroup" xmlns:wpi="http://schemas.microsoft.com/office/word/2010/wordprocessingInk" xmlns:wne="http://schemas.microsoft.com/office/word/2006/wordml" xmlns:wps="http://schemas.microsoft.com/office/word/2010/wordprocessingShape" mc:Ignorable="w14 w15 w16se w16cid w16 w16cex w16sdtdh wp14">
+<w:numbering xmlns:wpc="http://schemas.microsoft.com/office/word/2010/wordprocessingCanvas" xmlns:cx="http://schemas.microsoft.com/office/drawing/2014/chartex" xmlns:cx1="http://schemas.microsoft.com/office/drawing/2015/9/8/chartex" xmlns:cx2="http://schemas.microsoft.com/office/drawing/2015/10/21/chartex" xmlns:cx3="http://schemas.microsoft.com/office/drawing/2016/5/9/chartex" xmlns:cx4="http://schemas.microsoft.com/office/drawing/2016/5/10/chartex" xmlns:cx5="http://schemas.microsoft.com/office/drawing/2016/5/11/chartex" xmlns:cx6="http://schemas.microsoft.com/office/drawing/2016/5/12/chartex" xmlns:cx7="http://schemas.microsoft.com/office/drawing/2016/5/13/chartex" xmlns:cx8="http://schemas.microsoft.com/office/drawing/2016/5/14/chartex" xmlns:mc="http://schemas.openxmlformats.org/markup-compatibility/2006" xmlns:aink="http://schemas.microsoft.com/office/drawing/2016/ink" xmlns:am3d="http://schemas.microsoft.com/office/drawing/2017/model3d" xmlns:o="urn:schemas-microsoft-com:office:office" xmlns:oel="http://schemas.microsoft.com/office/2019/extlst" xmlns:r="http://schemas.openxmlformats.org/officeDocument/2006/relationships" xmlns:m="http://schemas.openxmlformats.org/officeDocument/2006/math" xmlns:v="urn:schemas-microsoft-com:vml" xmlns:wp14="http://schemas.microsoft.com/office/word/2010/wordprocessingDrawing" xmlns:wp="http://schemas.openxmlformats.org/drawingml/2006/wordprocessingDrawing" xmlns:w10="urn:schemas-microsoft-com:office:word" xmlns:w="http://schemas.openxmlformats.org/wordprocessingml/2006/main" xmlns:w14="http://schemas.microsoft.com/office/word/2010/wordml" xmlns:w15="http://schemas.microsoft.com/office/word/2012/wordml" xmlns:w16cex="http://schemas.microsoft.com/office/word/2018/wordml/cex" xmlns:w16cid="http://schemas.microsoft.com/office/word/2016/wordml/cid" xmlns:w16="http://schemas.microsoft.com/office/word/2018/wordml" xmlns:w16du="http://schemas.microsoft.com/office/word/2023/wordml/word16du" xmlns:w16sdtdh="http://schemas.microsoft.com/office/word/2020/wordml/sdtdatahash" xmlns:w16sdtfl="http://schemas.microsoft.com/office/word/2024/wordml/sdtformatlock" xmlns:w16se="http://schemas.microsoft.com/office/word/2015/wordml/symex" xmlns:wpg="http://schemas.microsoft.com/office/word/2010/wordprocessingGroup" xmlns:wpi="http://schemas.microsoft.com/office/word/2010/wordprocessingInk" xmlns:wne="http://schemas.microsoft.com/office/word/2006/wordml" xmlns:wps="http://schemas.microsoft.com/office/word/2010/wordprocessingShape" mc:Ignorable="w14 w15 w16se w16cid w16 w16cex w16sdtdh w16sdtfl w16du wp14">
   <w:abstractNum w:abstractNumId="0" w15:restartNumberingAfterBreak="0">
     <w:nsid w:val="09EC51F5"/>
     <w:multiLevelType w:val="multilevel"/>
@@ -796,14 +2242,14 @@
       </w:rPr>
     </w:lvl>
   </w:abstractNum>
-  <w:num w:numId="1">
+  <w:num w:numId="1" w16cid:durableId="2073573496">
     <w:abstractNumId w:val="0"/>
   </w:num>
 </w:numbering>
 </file>
 
 <file path=word/styles.xml><?xml version="1.0" encoding="utf-8"?>
-<w:styles xmlns:mc="http://schemas.openxmlformats.org/markup-compatibility/2006" xmlns:r="http://schemas.openxmlformats.org/officeDocument/2006/relationships" xmlns:w="http://schemas.openxmlformats.org/wordprocessingml/2006/main" xmlns:w14="http://schemas.microsoft.com/office/word/2010/wordml" xmlns:w15="http://schemas.microsoft.com/office/word/2012/wordml" xmlns:w16cex="http://schemas.microsoft.com/office/word/2018/wordml/cex" xmlns:w16cid="http://schemas.microsoft.com/office/word/2016/wordml/cid" xmlns:w16="http://schemas.microsoft.com/office/word/2018/wordml" xmlns:w16sdtdh="http://schemas.microsoft.com/office/word/2020/wordml/sdtdatahash" xmlns:w16se="http://schemas.microsoft.com/office/word/2015/wordml/symex" mc:Ignorable="w14 w15 w16se w16cid w16 w16cex w16sdtdh">
+<w:styles xmlns:mc="http://schemas.openxmlformats.org/markup-compatibility/2006" xmlns:r="http://schemas.openxmlformats.org/officeDocument/2006/relationships" xmlns:w="http://schemas.openxmlformats.org/wordprocessingml/2006/main" xmlns:w14="http://schemas.microsoft.com/office/word/2010/wordml" xmlns:w15="http://schemas.microsoft.com/office/word/2012/wordml" xmlns:w16cex="http://schemas.microsoft.com/office/word/2018/wordml/cex" xmlns:w16cid="http://schemas.microsoft.com/office/word/2016/wordml/cid" xmlns:w16="http://schemas.microsoft.com/office/word/2018/wordml" xmlns:w16du="http://schemas.microsoft.com/office/word/2023/wordml/word16du" xmlns:w16sdtdh="http://schemas.microsoft.com/office/word/2020/wordml/sdtdatahash" xmlns:w16sdtfl="http://schemas.microsoft.com/office/word/2024/wordml/sdtformatlock" xmlns:w16se="http://schemas.microsoft.com/office/word/2015/wordml/symex" mc:Ignorable="w14 w15 w16se w16cid w16 w16cex w16sdtdh w16sdtfl w16du">
   <w:docDefaults>
     <w:rPrDefault>
       <w:rPr>
@@ -1315,7 +2761,6 @@
   <w:style w:type="character" w:default="1" w:styleId="DefaultParagraphFont">
     <w:name w:val="Default Paragraph Font"/>
     <w:uiPriority w:val="1"/>
-    <w:semiHidden/>
     <w:unhideWhenUsed/>
   </w:style>
   <w:style w:type="table" w:default="1" w:styleId="TableNormal">
@@ -1737,4 +3182,10 @@
   </a:objectDefaults>
   <a:extraClrSchemeLst/>
 </a:theme>
+</file>
+
+<file path=docMetadata/LabelInfo.xml><?xml version="1.0" encoding="utf-8"?>
+<clbl:labelList xmlns:clbl="http://schemas.microsoft.com/office/2020/mipLabelMetadata">
+  <clbl:label id="{e760c494-6550-44b4-8258-77c175d778b7}" enabled="1" method="Privileged" siteId="{76a2ae5a-9f00-4f6b-95ed-5d33d77c4d61}" contentBits="0" removed="0"/>
+</clbl:labelList>
 </file>